--- a/word/10-Universo-Transmidia.docx
+++ b/word/10-Universo-Transmidia.docx
@@ -6260,7 +6260,7 @@
         <w:t xml:space="preserve">“</w:t>
       </w:r>
       <w:r>
-        <w:t xml:space="preserve">Joga em sankofa-eosin.vercel.app</w:t>
+        <w:t xml:space="preserve">Joga em www.sankofahga.com</w:t>
       </w:r>
       <w:r>
         <w:t xml:space="preserve">”</w:t>
